--- a/teacher/03-algorithm-programming/04-analysis/worksheet-03-04-analysis-lesson1.docx
+++ b/teacher/03-algorithm-programming/04-analysis/worksheet-03-04-analysis-lesson1.docx
@@ -974,7 +974,7 @@
           <w:sz w:val="22"/>
           <w:szCs w:val="22"/>
         </w:rPr>
-        <w:t xml:space="preserve">「한 문장 도전」을 친구들 것과 비교한 뒤, 모둠이 함께 다듬은 한 문장을 적습니다.</w:t>
+        <w:t xml:space="preserve">「한 문장 도전」을 친구들 것과 비교해 모둠 문장을 만들어 패들렛에 올립니다. 여기에는 모둠 문장이 내 문장과 달라진 점을 한 가지 적습니다.</w:t>
       </w:r>
     </w:p>
     <w:p>

--- a/teacher/03-algorithm-programming/04-analysis/worksheet-03-04-analysis-lesson1.docx
+++ b/teacher/03-algorithm-programming/04-analysis/worksheet-03-04-analysis-lesson1.docx
@@ -91,6 +91,21 @@
           <w:szCs w:val="22"/>
         </w:rPr>
         <w:t xml:space="preserve">단추를 누르기 전에 예상 (동그라미) — 두 차는 같은 길을 갈까요?      같은 길   /   다른 길</w:t>
+      </w:r>
+    </w:p>
+    <w:p>
+      <w:pPr>
+        <w:keepNext/>
+        <w:keepLines/>
+        <w:spacing w:after="80"/>
+      </w:pPr>
+      <w:r>
+        <w:rPr>
+          <w:rFonts w:ascii="Malgun Gothic" w:cs="Malgun Gothic" w:eastAsia="Malgun Gothic" w:hAnsi="Malgun Gothic"/>
+          <w:sz w:val="22"/>
+          <w:szCs w:val="22"/>
+        </w:rPr>
+        <w:t xml:space="preserve">한 차가 km와 분을 둘 다 이길 수 있을까요? (동그라미)      있다   /   없다</w:t>
       </w:r>
     </w:p>
     <w:p>
@@ -410,7 +425,7 @@
           <w:sz w:val="22"/>
           <w:szCs w:val="22"/>
         </w:rPr>
-        <w:t xml:space="preserve">활동 1의 빠른길차보다 빨리 도착하는 길을 직접 이어 보세요. 파랗게 표시된 구간을 눌러 길을 잇고, 「한 구간 되돌리기」로 물릴 수 있습니다.</w:t>
+        <w:t xml:space="preserve">① 활동 1의 빠른길차보다 빨리 도착하는 길을 직접 이어 보세요. 파랗게 표시된 구간을 눌러 길을 잇고, 「한 구간 되돌리기」로 물릴 수 있습니다.</w:t>
       </w:r>
     </w:p>
     <w:p>
@@ -456,6 +471,161 @@
           <w:szCs w:val="22"/>
         </w:rPr>
         <w:t xml:space="preserve">빠른길차와 갈라진 갈림길(지점 이름):                              — 앱에서 꼭 확인해서 적으세요. 다음 시간에는 앱 없이 이 기록만 봅니다.</w:t>
+      </w:r>
+    </w:p>
+    <w:p>
+      <w:pPr>
+        <w:keepNext/>
+        <w:keepLines/>
+        <w:spacing w:after="80"/>
+      </w:pPr>
+      <w:r>
+        <w:rPr>
+          <w:rFonts w:ascii="Malgun Gothic" w:cs="Malgun Gothic" w:eastAsia="Malgun Gothic" w:hAnsi="Malgun Gothic"/>
+          <w:sz w:val="22"/>
+          <w:szCs w:val="22"/>
+        </w:rPr>
+        <w:t xml:space="preserve">② 이번엔 가까운길차(3km)보다 짧은 길을 찾아보세요.</w:t>
+      </w:r>
+    </w:p>
+    <w:p>
+      <w:pPr>
+        <w:keepNext/>
+        <w:keepLines/>
+        <w:spacing w:after="80"/>
+      </w:pPr>
+      <w:r>
+        <w:rPr>
+          <w:rFonts w:ascii="Malgun Gothic" w:cs="Malgun Gothic" w:eastAsia="Malgun Gothic" w:hAnsi="Malgun Gothic"/>
+          <w:sz w:val="22"/>
+          <w:szCs w:val="22"/>
+        </w:rPr>
+        <w:t xml:space="preserve">찾았다 (          km)   /   없었다 (동그라미)</w:t>
+      </w:r>
+    </w:p>
+    <w:p>
+      <w:pPr>
+        <w:keepNext/>
+        <w:keepLines/>
+        <w:spacing w:after="80"/>
+      </w:pPr>
+      <w:r>
+        <w:rPr>
+          <w:rFonts w:ascii="Malgun Gothic" w:cs="Malgun Gothic" w:eastAsia="Malgun Gothic" w:hAnsi="Malgun Gothic"/>
+          <w:sz w:val="22"/>
+          <w:szCs w:val="22"/>
+        </w:rPr>
+        <w:t xml:space="preserve">없었다면, 왜 없을까요? (낱말 몇 개):                              </w:t>
+      </w:r>
+    </w:p>
+    <w:p>
+      <w:pPr>
+        <w:keepNext/>
+        <w:keepLines/>
+        <w:spacing w:after="80"/>
+      </w:pPr>
+      <w:r>
+        <w:rPr>
+          <w:rFonts w:ascii="Malgun Gothic" w:cs="Malgun Gothic" w:eastAsia="Malgun Gothic" w:hAnsi="Malgun Gothic"/>
+          <w:sz w:val="22"/>
+          <w:szCs w:val="22"/>
+        </w:rPr>
+        <w:t xml:space="preserve">③ 병원까지 가는 서로 다른 길은 모두 몇 개인지 세어 보세요.    모두          개</w:t>
+      </w:r>
+    </w:p>
+    <w:p>
+      <w:pPr>
+        <w:keepNext/>
+        <w:keepLines/>
+        <w:spacing w:after="80"/>
+      </w:pPr>
+      <w:r>
+        <w:rPr>
+          <w:rFonts w:ascii="Malgun Gothic" w:cs="Malgun Gothic" w:eastAsia="Malgun Gothic" w:hAnsi="Malgun Gothic"/>
+          <w:sz w:val="22"/>
+          <w:szCs w:val="22"/>
+        </w:rPr>
+        <w:t xml:space="preserve">길마다 적으세요 — 지나는 곳 /          km /          분</w:t>
+      </w:r>
+    </w:p>
+    <w:p>
+      <w:pPr>
+        <w:pBdr>
+          <w:bottom w:val="single" w:color="CBD5E1" w:sz="4"/>
+        </w:pBdr>
+        <w:spacing w:after="60" w:line="360"/>
+      </w:pPr>
+      <w:r>
+        <w:rPr>
+          <w:rFonts w:ascii="Malgun Gothic" w:cs="Malgun Gothic" w:eastAsia="Malgun Gothic" w:hAnsi="Malgun Gothic"/>
+          <w:sz w:val="22"/>
+          <w:szCs w:val="22"/>
+        </w:rPr>
+        <w:t xml:space="preserve"> </w:t>
+      </w:r>
+    </w:p>
+    <w:p>
+      <w:pPr>
+        <w:pBdr>
+          <w:bottom w:val="single" w:color="CBD5E1" w:sz="4"/>
+        </w:pBdr>
+        <w:spacing w:after="60" w:line="360"/>
+      </w:pPr>
+      <w:r>
+        <w:rPr>
+          <w:rFonts w:ascii="Malgun Gothic" w:cs="Malgun Gothic" w:eastAsia="Malgun Gothic" w:hAnsi="Malgun Gothic"/>
+          <w:sz w:val="22"/>
+          <w:szCs w:val="22"/>
+        </w:rPr>
+        <w:t xml:space="preserve"> </w:t>
+      </w:r>
+    </w:p>
+    <w:p>
+      <w:pPr>
+        <w:pBdr>
+          <w:bottom w:val="single" w:color="CBD5E1" w:sz="4"/>
+        </w:pBdr>
+        <w:spacing w:after="60" w:line="360"/>
+      </w:pPr>
+      <w:r>
+        <w:rPr>
+          <w:rFonts w:ascii="Malgun Gothic" w:cs="Malgun Gothic" w:eastAsia="Malgun Gothic" w:hAnsi="Malgun Gothic"/>
+          <w:sz w:val="22"/>
+          <w:szCs w:val="22"/>
+        </w:rPr>
+        <w:t xml:space="preserve"> </w:t>
+      </w:r>
+    </w:p>
+    <w:p>
+      <w:pPr>
+        <w:pBdr>
+          <w:bottom w:val="single" w:color="CBD5E1" w:sz="4"/>
+        </w:pBdr>
+        <w:spacing w:after="60" w:line="360"/>
+      </w:pPr>
+      <w:r>
+        <w:rPr>
+          <w:rFonts w:ascii="Malgun Gothic" w:cs="Malgun Gothic" w:eastAsia="Malgun Gothic" w:hAnsi="Malgun Gothic"/>
+          <w:sz w:val="22"/>
+          <w:szCs w:val="22"/>
+        </w:rPr>
+        <w:t xml:space="preserve"> </w:t>
+      </w:r>
+    </w:p>
+    <w:p>
+      <w:pPr>
+        <w:pBdr>
+          <w:bottom w:val="single" w:color="CBD5E1" w:sz="4"/>
+        </w:pBdr>
+        <w:spacing w:after="60" w:line="360"/>
+      </w:pPr>
+      <w:r>
+        <w:rPr>
+          <w:rFonts w:ascii="Malgun Gothic" w:cs="Malgun Gothic" w:eastAsia="Malgun Gothic" w:hAnsi="Malgun Gothic"/>
+          <w:sz w:val="22"/>
+          <w:szCs w:val="22"/>
+        </w:rPr>
+        <w:t xml:space="preserve"> </w:t>
       </w:r>
     </w:p>
     <w:p>
@@ -832,7 +1002,7 @@
           <w:sz w:val="22"/>
           <w:szCs w:val="22"/>
         </w:rPr>
-        <w:t xml:space="preserve">활동 2에서 빠른길차는 갈림길마다 그 순간 가장 빠른 구간을 골랐는데도 내가 만든 길에 졌습니다. 그 차가 보지 못한 것은 무엇인가요?</w:t>
+        <w:t xml:space="preserve">활동 2에서 빠른길차는 갈림길마다 그 순간 가장 빠른 구간을 골랐는데도 내가 만든 길에 졌습니다. 그 차가 보지 못한 것은 무엇인가요? 그리고 빠른길차가 지지 않게 하려면 차의 규칙을 어떻게 바꿔 주면 좋을까요? (한 줄이면 됩니다)</w:t>
       </w:r>
     </w:p>
     <w:p>

--- a/teacher/03-algorithm-programming/04-analysis/worksheet-03-04-analysis-lesson1.docx
+++ b/teacher/03-algorithm-programming/04-analysis/worksheet-03-04-analysis-lesson1.docx
@@ -105,7 +105,7 @@
           <w:sz w:val="22"/>
           <w:szCs w:val="22"/>
         </w:rPr>
-        <w:t xml:space="preserve">한 차가 km와 분을 둘 다 이길 수 있을까요? (동그라미)      있다   /   없다</w:t>
+        <w:t xml:space="preserve">한 차가 거리(km)와 시간(분)을 둘 다 이길 수 있을까요? (동그라미)      있다   /   없다</w:t>
       </w:r>
     </w:p>
     <w:p>
@@ -194,7 +194,7 @@
                 <w:sz w:val="22"/>
                 <w:szCs w:val="22"/>
               </w:rPr>
-              <w:t xml:space="preserve">km</w:t>
+              <w:t xml:space="preserve">거리(km)</w:t>
             </w:r>
           </w:p>
         </w:tc>
@@ -221,7 +221,7 @@
                 <w:sz w:val="22"/>
                 <w:szCs w:val="22"/>
               </w:rPr>
-              <w:t xml:space="preserve">분</w:t>
+              <w:t xml:space="preserve">시간(분)</w:t>
             </w:r>
           </w:p>
         </w:tc>

--- a/teacher/03-algorithm-programming/04-analysis/worksheet-03-04-analysis-lesson1.docx
+++ b/teacher/03-algorithm-programming/04-analysis/worksheet-03-04-analysis-lesson1.docx
@@ -14,7 +14,7 @@
           <w:sz w:val="36"/>
           <w:szCs w:val="36"/>
         </w:rPr>
-        <w:t xml:space="preserve">어느 길이 더 좋을까? — 도착 기록</w:t>
+        <w:t xml:space="preserve">어느 길이 더 좋을까? — 도착 기록지</w:t>
       </w:r>
     </w:p>
     <w:p>
@@ -316,7 +316,7 @@
                 <w:sz w:val="21"/>
                 <w:szCs w:val="21"/>
               </w:rPr>
-              <w:t xml:space="preserve">단추를 누르기 전에, 먼저 예상! (동그라미)</w:t>
+              <w:t xml:space="preserve">버튼를 누르기 전에, 먼저 예상! (동그라미)</w:t>
             </w:r>
           </w:p>
         </w:tc>
@@ -482,7 +482,7 @@
                 <w:sz w:val="21"/>
                 <w:szCs w:val="21"/>
               </w:rPr>
-              <w:t xml:space="preserve">이제 「가까운 길만 따라가는 차」, 「빠른 길만 따라가는 차」 단추를 차례로 누르고, 도착 기록의 숫자를 그대로 옮겨 적으세요</w:t>
+              <w:t xml:space="preserve">이제 「가까운 길만 따라가는 차」, 「빠른 길만 따라가는 차」 버튼를 차례로 누르고, 도착 기록의 숫자를 그대로 옮겨 적으세요</w:t>
             </w:r>
           </w:p>
         </w:tc>
@@ -2228,7 +2228,7 @@
                 <w:sz w:val="21"/>
                 <w:szCs w:val="21"/>
               </w:rPr>
-              <w:t xml:space="preserve">시간대를 「새벽」으로 바꾸고 차 두 대 단추를 다시 누르면, 두 차는 (동그라미)</w:t>
+              <w:t xml:space="preserve">시간대를 「새벽」으로 바꾸고 차 두 대 버튼를 다시 누르면, 두 차는 (동그라미)</w:t>
             </w:r>
           </w:p>
         </w:tc>

--- a/teacher/03-algorithm-programming/04-analysis/worksheet-03-04-analysis-lesson1.docx
+++ b/teacher/03-algorithm-programming/04-analysis/worksheet-03-04-analysis-lesson1.docx
@@ -6,6 +6,46 @@
       <w:pPr>
         <w:spacing w:after="100"/>
       </w:pPr>
+      <w:r>
+        <w:drawing>
+          <wp:inline distT="0" distB="0" distL="0" distR="0">
+            <wp:extent cx="347472" cy="347472"/>
+            <wp:effectExtent l="0" t="0" r="0" b="0"/>
+            <wp:docPr id="9001" name="단원 그림" descr=""/>
+            <wp:cNvGraphicFramePr>
+              <a:graphicFrameLocks xmlns:a="http://schemas.openxmlformats.org/drawingml/2006/main" noChangeAspect="1"/>
+            </wp:cNvGraphicFramePr>
+            <a:graphic xmlns:a="http://schemas.openxmlformats.org/drawingml/2006/main">
+              <a:graphicData uri="http://schemas.openxmlformats.org/drawingml/2006/picture">
+                <pic:pic xmlns:pic="http://schemas.openxmlformats.org/drawingml/2006/picture">
+                  <pic:nvPicPr>
+                    <pic:cNvPr id="0" name="unit-icon.png"/>
+                    <pic:cNvPicPr/>
+                  </pic:nvPicPr>
+                  <pic:blipFill>
+                    <a:blip r:embed="rIdUnitIcon"/>
+                    <a:stretch>
+                      <a:fillRect/>
+                    </a:stretch>
+                  </pic:blipFill>
+                  <pic:spPr>
+                    <a:xfrm>
+                      <a:off x="0" y="0"/>
+                      <a:ext cx="347472" cy="347472"/>
+                    </a:xfrm>
+                    <a:prstGeom prst="rect">
+                      <a:avLst/>
+                    </a:prstGeom>
+                  </pic:spPr>
+                </pic:pic>
+              </a:graphicData>
+            </a:graphic>
+          </wp:inline>
+        </w:drawing>
+      </w:r>
+      <w:r>
+        <w:t xml:space="preserve"> </w:t>
+      </w:r>
       <w:r>
         <w:rPr>
           <w:rFonts w:ascii="Malgun Gothic" w:cs="Malgun Gothic" w:eastAsia="Malgun Gothic" w:hAnsi="Malgun Gothic"/>
